--- a/Templates/умерший/Принятие заявления о призании должника банкротом умерший.docx
+++ b/Templates/умерший/Принятие заявления о призании должника банкротом умерший.docx
@@ -288,6 +288,8 @@
               </w:rPr>
               <w:t xml:space="preserve">  </w:t>
             </w:r>
+            <w:bookmarkStart w:id="0" w:name="_GoBack"/>
+            <w:bookmarkEnd w:id="0"/>
           </w:p>
         </w:tc>
         <w:tc>
@@ -361,6 +363,9 @@
         </w:rPr>
       </w:pPr>
       <w:r>
+        <w:rPr>
+          <w:rFonts w:ascii="Times New Roman" w:hAnsi="Times New Roman" w:cs="Times New Roman"/>
+        </w:rPr>
         <w:t>Арбитражный суд Ростовской области в составе судьи [415],ознакомившись с заявлением «[989] (ОГРН [990], ИНН [991]) о признании несостоятельным (банкротом) [2.4] (дата рождения:[3],  ИНН [4], СНИЛС [5], место регистрации: [6]), установил следующее.</w:t>
       </w:r>
     </w:p>
@@ -518,6 +523,9 @@
         </w:rPr>
       </w:pPr>
       <w:r>
+        <w:rPr>
+          <w:rFonts w:ascii="Times New Roman" w:hAnsi="Times New Roman" w:cs="Times New Roman"/>
+        </w:rPr>
         <w:t>1. Заявление «[989]» о банкротстве [2.1]  принять, возбудить производство по делу.</w:t>
       </w:r>
     </w:p>
@@ -875,20 +883,11 @@
         </w:rPr>
         <w:t xml:space="preserve">[99] </w:t>
       </w:r>
-      <w:bookmarkStart w:id="0" w:name="_GoBack"/>
-      <w:bookmarkEnd w:id="0"/>
       <w:r>
         <w:rPr>
           <w:rFonts w:ascii="Times New Roman" w:eastAsia="Times New Roman" w:hAnsi="Times New Roman" w:cs="Times New Roman"/>
         </w:rPr>
-        <w:t xml:space="preserve">представить сведения о наличии (отсутствии) у должника задолженности по обязательным платежам; о наличии у должника счетов в кредитных организациях; подтвердить наличие или отсутствие статуса </w:t>
-      </w:r>
-      <w:r>
-        <w:rPr>
-          <w:rFonts w:ascii="Times New Roman" w:eastAsia="Times New Roman" w:hAnsi="Times New Roman" w:cs="Times New Roman"/>
-        </w:rPr>
-        <w:lastRenderedPageBreak/>
-        <w:t>индивидуального предпринимателя, в случае наличия выписку из ЕГРИП в отношении должника;</w:t>
+        <w:t>представить сведения о наличии (отсутствии) у должника задолженности по обязательным платежам; о наличии у должника счетов в кредитных организациях; подтвердить наличие или отсутствие статуса индивидуального предпринимателя, в случае наличия выписку из ЕГРИП в отношении должника;</w:t>
       </w:r>
       <w:proofErr w:type="gramEnd"/>
       <w:r>
@@ -911,6 +910,7 @@
         <w:rPr>
           <w:rFonts w:ascii="Times New Roman" w:eastAsia="Times New Roman" w:hAnsi="Times New Roman" w:cs="Times New Roman"/>
         </w:rPr>
+        <w:lastRenderedPageBreak/>
         <w:t>Обязать ассоциацию «</w:t>
       </w:r>
       <w:r>
@@ -958,7 +958,6 @@
       <w:r>
         <w:rPr>
           <w:rFonts w:ascii="Times New Roman" w:eastAsia="Times New Roman" w:hAnsi="Times New Roman" w:cs="Times New Roman"/>
-          <w:b/>
           <w:bCs/>
         </w:rPr>
         <w:t xml:space="preserve">В порядке статьи 66 Арбитражного процессуального кодекса Российской Федерации обязать Госавтоинспекцию МВД России по Ростовской области </w:t>
